--- a/informes-growth/remitly-2026-10-14/Remitly - growth - 2026-10-14.docx
+++ b/informes-growth/remitly-2026-10-14/Remitly - growth - 2026-10-14.docx
@@ -4511,7 +4511,7 @@
         <w:t xml:space="preserve">informes-growth/cartera-growth.md</w:t>
       </w:r>
       <w:r>
-        <w:t xml:space="preserve">): Nu +20 %, Axon +37 %, Shopify +18 %, Snowflake +14 % y Samsara +17 %, con v11 y al precio actual. Liquidez ≈ 27 EUR: solo cabe sustituir. Ninguna orden se emite sin que el usuario la pida y la confirme.</w:t>
+        <w:t xml:space="preserve">): Nu +20 %, Axon +37 %, Shopify +18 %, Snowflake +14 % y Samsara +17 %, con v11 y al precio actual. Liquidez libre casi nula: solo cabe sustituir. Ninguna orden se emite sin que el usuario la pida y la confirme.</w:t>
       </w:r>
     </w:p>
     <w:p>
